--- a/eCX start up Guide - v1.2.docx
+++ b/eCX start up Guide - v1.2.docx
@@ -2,6 +2,64 @@
 <file path=word/document.xml><?xml version="1.0" encoding="utf-8"?>
 <w:document xmlns:wpc="http://schemas.microsoft.com/office/word/2010/wordprocessingCanvas" xmlns:cx="http://schemas.microsoft.com/office/drawing/2014/chartex" xmlns:cx1="http://schemas.microsoft.com/office/drawing/2015/9/8/chartex" xmlns:cx2="http://schemas.microsoft.com/office/drawing/2015/10/21/chartex" xmlns:cx3="http://schemas.microsoft.com/office/drawing/2016/5/9/chartex" xmlns:cx4="http://schemas.microsoft.com/office/drawing/2016/5/10/chartex" xmlns:cx5="http://schemas.microsoft.com/office/drawing/2016/5/11/chartex" xmlns:cx6="http://schemas.microsoft.com/office/drawing/2016/5/12/chartex" xmlns:cx7="http://schemas.microsoft.com/office/drawing/2016/5/13/chartex" xmlns:cx8="http://schemas.microsoft.com/office/drawing/2016/5/14/chartex" xmlns:mc="http://schemas.openxmlformats.org/markup-compatibility/2006" xmlns:aink="http://schemas.microsoft.com/office/drawing/2016/ink" xmlns:am3d="http://schemas.microsoft.com/office/drawing/2017/model3d" xmlns:o="urn:schemas-microsoft-com:office:office" xmlns:oel="http://schemas.microsoft.com/office/2019/extlst" xmlns:r="http://schemas.openxmlformats.org/officeDocument/2006/relationships" xmlns:m="http://schemas.openxmlformats.org/officeDocument/2006/math" xmlns:v="urn:schemas-microsoft-com:vml" xmlns:wp14="http://schemas.microsoft.com/office/word/2010/wordprocessingDrawing" xmlns:wp="http://schemas.openxmlformats.org/drawingml/2006/wordprocessingDrawing" xmlns:w10="urn:schemas-microsoft-com:office:word" xmlns:w="http://schemas.openxmlformats.org/wordprocessingml/2006/main" xmlns:w14="http://schemas.microsoft.com/office/word/2010/wordml" xmlns:w15="http://schemas.microsoft.com/office/word/2012/wordml" xmlns:w16cei="http://schemas.microsoft.com/office/word/2026/wordml/cei" xmlns:w16cex="http://schemas.microsoft.com/office/word/2018/wordml/cex" xmlns:w16cid="http://schemas.microsoft.com/office/word/2016/wordml/cid" xmlns:w16="http://schemas.microsoft.com/office/word/2018/wordml" xmlns:w16du="http://schemas.microsoft.com/office/word/2023/wordml/word16du" xmlns:w16sdtdh="http://schemas.microsoft.com/office/word/2020/wordml/sdtdatahash" xmlns:w16sdtfl="http://schemas.microsoft.com/office/word/2024/wordml/sdtformatlock" xmlns:w16se="http://schemas.microsoft.com/office/word/2015/wordml/symex" xmlns:wpg="http://schemas.microsoft.com/office/word/2010/wordprocessingGroup" xmlns:wpi="http://schemas.microsoft.com/office/word/2010/wordprocessingInk" xmlns:wne="http://schemas.microsoft.com/office/word/2006/wordml" xmlns:wps="http://schemas.microsoft.com/office/word/2010/wordprocessingShape" mc:Ignorable="w14 w15 w16se w16cid w16 w16cex w16sdtdh w16sdtfl w16du wp14">
   <w:body>
+    <w:p>
+      <w:pPr>
+        <w:pStyle w:val="Title"/>
+        <w:jc w:val="center"/>
+        <w:rPr>
+          <w:sz w:val="48"/>
+          <w:szCs w:val="40"/>
+        </w:rPr>
+      </w:pPr>
+      <w:r>
+        <w:rPr>
+          <w:noProof/>
+          <w:sz w:val="48"/>
+          <w:szCs w:val="40"/>
+        </w:rPr>
+        <w:drawing>
+          <wp:inline distT="0" distB="0" distL="0" distR="0" wp14:anchorId="07C9E5C6" wp14:editId="08B17FCA">
+            <wp:extent cx="1274579" cy="456565"/>
+            <wp:effectExtent l="0" t="0" r="1905" b="635"/>
+            <wp:docPr id="1663560543" name="Picture 1"/>
+            <wp:cNvGraphicFramePr>
+              <a:graphicFrameLocks xmlns:a="http://schemas.openxmlformats.org/drawingml/2006/main" noChangeAspect="1"/>
+            </wp:cNvGraphicFramePr>
+            <a:graphic xmlns:a="http://schemas.openxmlformats.org/drawingml/2006/main">
+              <a:graphicData uri="http://schemas.openxmlformats.org/drawingml/2006/picture">
+                <pic:pic xmlns:pic="http://schemas.openxmlformats.org/drawingml/2006/picture">
+                  <pic:nvPicPr>
+                    <pic:cNvPr id="1663560543" name="Picture 1663560543"/>
+                    <pic:cNvPicPr/>
+                  </pic:nvPicPr>
+                  <pic:blipFill>
+                    <a:blip r:embed="rId8">
+                      <a:extLst>
+                        <a:ext uri="{28A0092B-C50C-407E-A947-70E740481C1C}">
+                          <a14:useLocalDpi xmlns:a14="http://schemas.microsoft.com/office/drawing/2010/main" val="0"/>
+                        </a:ext>
+                      </a:extLst>
+                    </a:blip>
+                    <a:stretch>
+                      <a:fillRect/>
+                    </a:stretch>
+                  </pic:blipFill>
+                  <pic:spPr>
+                    <a:xfrm>
+                      <a:off x="0" y="0"/>
+                      <a:ext cx="1290435" cy="462245"/>
+                    </a:xfrm>
+                    <a:prstGeom prst="rect">
+                      <a:avLst/>
+                    </a:prstGeom>
+                  </pic:spPr>
+                </pic:pic>
+              </a:graphicData>
+            </a:graphic>
+          </wp:inline>
+        </w:drawing>
+      </w:r>
+    </w:p>
     <w:p>
       <w:pPr>
         <w:pStyle w:val="Title"/>
@@ -1504,9 +1562,10 @@
         <w:rPr>
           <w:rFonts w:ascii="Calibri" w:hAnsi="Calibri" w:cs="Calibri"/>
         </w:rPr>
+        <w:lastRenderedPageBreak/>
         <w:t xml:space="preserve">The eCX has two access paths: a GUI at </w:t>
       </w:r>
-      <w:hyperlink r:id="rId8" w:history="1">
+      <w:hyperlink r:id="rId9" w:history="1">
         <w:r>
           <w:rPr>
             <w:rStyle w:val="Hyperlink"/>
@@ -1521,7 +1580,7 @@
         </w:rPr>
         <w:t xml:space="preserve">, and an API at </w:t>
       </w:r>
-      <w:hyperlink r:id="rId9" w:history="1">
+      <w:hyperlink r:id="rId10" w:history="1">
         <w:r>
           <w:rPr>
             <w:rStyle w:val="Hyperlink"/>
@@ -1547,7 +1606,6 @@
         <w:rPr>
           <w:rFonts w:ascii="Calibri" w:hAnsi="Calibri" w:cs="Calibri"/>
         </w:rPr>
-        <w:lastRenderedPageBreak/>
         <w:t xml:space="preserve">The eCX data is divided into different data modules for different types of data. This division </w:t>
       </w:r>
       <w:proofErr w:type="gramStart"/>
@@ -1821,218 +1879,6 @@
           <w:rFonts w:ascii="Calibri" w:hAnsi="Calibri" w:cs="Calibri"/>
         </w:rPr>
         <w:t xml:space="preserve"> a new user logs into the eCX GUI (</w:t>
-      </w:r>
-      <w:hyperlink r:id="rId10" w:history="1">
-        <w:r>
-          <w:rPr>
-            <w:rStyle w:val="Hyperlink"/>
-            <w:rFonts w:ascii="Calibri" w:hAnsi="Calibri" w:cs="Calibri"/>
-          </w:rPr>
-          <w:t>https://ecrimex.net</w:t>
-        </w:r>
-      </w:hyperlink>
-      <w:r>
-        <w:rPr>
-          <w:rFonts w:ascii="Calibri" w:hAnsi="Calibri" w:cs="Calibri"/>
-        </w:rPr>
-        <w:t>)</w:t>
-      </w:r>
-      <w:r>
-        <w:rPr>
-          <w:rFonts w:ascii="Calibri" w:hAnsi="Calibri" w:cs="Calibri"/>
-        </w:rPr>
-        <w:t xml:space="preserve"> to acquaint themselves. Roll-over</w:t>
-      </w:r>
-      <w:r>
-        <w:rPr>
-          <w:rFonts w:ascii="Calibri" w:hAnsi="Calibri" w:cs="Calibri"/>
-        </w:rPr>
-        <w:t xml:space="preserve"> </w:t>
-      </w:r>
-      <w:r>
-        <w:rPr>
-          <w:rFonts w:ascii="Calibri" w:hAnsi="Calibri" w:cs="Calibri"/>
-        </w:rPr>
-        <w:t>“</w:t>
-      </w:r>
-      <w:r>
-        <w:rPr>
-          <w:rFonts w:ascii="Calibri" w:hAnsi="Calibri" w:cs="Calibri"/>
-        </w:rPr>
-        <w:t>modules</w:t>
-      </w:r>
-      <w:r>
-        <w:rPr>
-          <w:rFonts w:ascii="Calibri" w:hAnsi="Calibri" w:cs="Calibri"/>
-        </w:rPr>
-        <w:t>”</w:t>
-      </w:r>
-      <w:r>
-        <w:rPr>
-          <w:rFonts w:ascii="Calibri" w:hAnsi="Calibri" w:cs="Calibri"/>
-        </w:rPr>
-        <w:t xml:space="preserve"> (at the top of the page</w:t>
-      </w:r>
-      <w:proofErr w:type="gramStart"/>
-      <w:r>
-        <w:rPr>
-          <w:rFonts w:ascii="Calibri" w:hAnsi="Calibri" w:cs="Calibri"/>
-        </w:rPr>
-        <w:t>), and</w:t>
-      </w:r>
-      <w:proofErr w:type="gramEnd"/>
-      <w:r>
-        <w:rPr>
-          <w:rFonts w:ascii="Calibri" w:hAnsi="Calibri" w:cs="Calibri"/>
-        </w:rPr>
-        <w:t xml:space="preserve"> select “phish” to view the current data</w:t>
-      </w:r>
-      <w:r>
-        <w:rPr>
-          <w:rFonts w:ascii="Calibri" w:hAnsi="Calibri" w:cs="Calibri"/>
-        </w:rPr>
-        <w:t xml:space="preserve"> in the phish module.</w:t>
-      </w:r>
-    </w:p>
-    <w:p>
-      <w:pPr>
-        <w:pStyle w:val="ListParagraph"/>
-        <w:numPr>
-          <w:ilvl w:val="0"/>
-          <w:numId w:val="1"/>
-        </w:numPr>
-        <w:rPr>
-          <w:rFonts w:ascii="Calibri" w:hAnsi="Calibri" w:cs="Calibri"/>
-        </w:rPr>
-      </w:pPr>
-      <w:r>
-        <w:rPr>
-          <w:rFonts w:ascii="Calibri" w:hAnsi="Calibri" w:cs="Calibri"/>
-          <w:u w:val="single"/>
-        </w:rPr>
-        <w:t>The User Profile</w:t>
-      </w:r>
-      <w:r>
-        <w:rPr>
-          <w:rFonts w:ascii="Calibri" w:hAnsi="Calibri" w:cs="Calibri"/>
-        </w:rPr>
-        <w:t>.</w:t>
-      </w:r>
-      <w:r>
-        <w:rPr>
-          <w:rFonts w:ascii="Calibri" w:hAnsi="Calibri" w:cs="Calibri"/>
-        </w:rPr>
-        <w:t xml:space="preserve"> At the top right of the GUI page is your username. Clicking on it will show t</w:t>
-      </w:r>
-      <w:r>
-        <w:rPr>
-          <w:rFonts w:ascii="Calibri" w:hAnsi="Calibri" w:cs="Calibri"/>
-        </w:rPr>
-        <w:t>w</w:t>
-      </w:r>
-      <w:r>
-        <w:rPr>
-          <w:rFonts w:ascii="Calibri" w:hAnsi="Calibri" w:cs="Calibri"/>
-        </w:rPr>
-        <w:t xml:space="preserve">o options: “Log Out” and “Profile”.  </w:t>
-      </w:r>
-      <w:r>
-        <w:rPr>
-          <w:rFonts w:ascii="Calibri" w:hAnsi="Calibri" w:cs="Calibri"/>
-        </w:rPr>
-        <w:t xml:space="preserve"> Log out will do just that. Your profile shows</w:t>
-      </w:r>
-    </w:p>
-    <w:p>
-      <w:pPr>
-        <w:pStyle w:val="ListParagraph"/>
-        <w:numPr>
-          <w:ilvl w:val="1"/>
-          <w:numId w:val="1"/>
-        </w:numPr>
-        <w:rPr>
-          <w:rFonts w:ascii="Calibri" w:hAnsi="Calibri" w:cs="Calibri"/>
-        </w:rPr>
-      </w:pPr>
-      <w:r>
-        <w:rPr>
-          <w:rFonts w:ascii="Calibri" w:hAnsi="Calibri" w:cs="Calibri"/>
-        </w:rPr>
-        <w:t>Information about you.</w:t>
-      </w:r>
-    </w:p>
-    <w:p>
-      <w:pPr>
-        <w:pStyle w:val="ListParagraph"/>
-        <w:numPr>
-          <w:ilvl w:val="1"/>
-          <w:numId w:val="1"/>
-        </w:numPr>
-        <w:rPr>
-          <w:rFonts w:ascii="Calibri" w:hAnsi="Calibri" w:cs="Calibri"/>
-        </w:rPr>
-      </w:pPr>
-      <w:r>
-        <w:rPr>
-          <w:rFonts w:ascii="Calibri" w:hAnsi="Calibri" w:cs="Calibri"/>
-        </w:rPr>
-        <w:t>Information about your organization’s membership status.</w:t>
-      </w:r>
-    </w:p>
-    <w:p>
-      <w:pPr>
-        <w:pStyle w:val="ListParagraph"/>
-        <w:numPr>
-          <w:ilvl w:val="1"/>
-          <w:numId w:val="1"/>
-        </w:numPr>
-        <w:rPr>
-          <w:rFonts w:ascii="Calibri" w:hAnsi="Calibri" w:cs="Calibri"/>
-        </w:rPr>
-      </w:pPr>
-      <w:r>
-        <w:rPr>
-          <w:rFonts w:ascii="Calibri" w:hAnsi="Calibri" w:cs="Calibri"/>
-        </w:rPr>
-        <w:t>You API key. The key can be changed by clicking on the icon at the right of the key display.</w:t>
-      </w:r>
-    </w:p>
-    <w:p>
-      <w:pPr>
-        <w:pStyle w:val="ListParagraph"/>
-        <w:numPr>
-          <w:ilvl w:val="0"/>
-          <w:numId w:val="1"/>
-        </w:numPr>
-        <w:rPr>
-          <w:rFonts w:ascii="Calibri" w:hAnsi="Calibri" w:cs="Calibri"/>
-        </w:rPr>
-      </w:pPr>
-      <w:r>
-        <w:rPr>
-          <w:rFonts w:ascii="Calibri" w:hAnsi="Calibri" w:cs="Calibri"/>
-          <w:u w:val="single"/>
-        </w:rPr>
-        <w:t>Chang</w:t>
-      </w:r>
-      <w:r>
-        <w:rPr>
-          <w:rFonts w:ascii="Calibri" w:hAnsi="Calibri" w:cs="Calibri"/>
-          <w:u w:val="single"/>
-        </w:rPr>
-        <w:t>ing your Password.</w:t>
-      </w:r>
-      <w:r>
-        <w:rPr>
-          <w:rFonts w:ascii="Calibri" w:hAnsi="Calibri" w:cs="Calibri"/>
-        </w:rPr>
-        <w:t xml:space="preserve"> The easiest way to change your password</w:t>
-      </w:r>
-      <w:r>
-        <w:rPr>
-          <w:rFonts w:ascii="Calibri" w:hAnsi="Calibri" w:cs="Calibri"/>
-        </w:rPr>
-        <w:t xml:space="preserve"> is to visit </w:t>
       </w:r>
       <w:hyperlink r:id="rId11" w:history="1">
         <w:r>
@@ -2047,7 +1893,63 @@
         <w:rPr>
           <w:rFonts w:ascii="Calibri" w:hAnsi="Calibri" w:cs="Calibri"/>
         </w:rPr>
-        <w:t xml:space="preserve"> and click the “forgot your password?” link.</w:t>
+        <w:t>)</w:t>
+      </w:r>
+      <w:r>
+        <w:rPr>
+          <w:rFonts w:ascii="Calibri" w:hAnsi="Calibri" w:cs="Calibri"/>
+        </w:rPr>
+        <w:t xml:space="preserve"> to acquaint themselves. Roll-over</w:t>
+      </w:r>
+      <w:r>
+        <w:rPr>
+          <w:rFonts w:ascii="Calibri" w:hAnsi="Calibri" w:cs="Calibri"/>
+        </w:rPr>
+        <w:t xml:space="preserve"> </w:t>
+      </w:r>
+      <w:r>
+        <w:rPr>
+          <w:rFonts w:ascii="Calibri" w:hAnsi="Calibri" w:cs="Calibri"/>
+        </w:rPr>
+        <w:t>“</w:t>
+      </w:r>
+      <w:r>
+        <w:rPr>
+          <w:rFonts w:ascii="Calibri" w:hAnsi="Calibri" w:cs="Calibri"/>
+        </w:rPr>
+        <w:t>modules</w:t>
+      </w:r>
+      <w:r>
+        <w:rPr>
+          <w:rFonts w:ascii="Calibri" w:hAnsi="Calibri" w:cs="Calibri"/>
+        </w:rPr>
+        <w:t>”</w:t>
+      </w:r>
+      <w:r>
+        <w:rPr>
+          <w:rFonts w:ascii="Calibri" w:hAnsi="Calibri" w:cs="Calibri"/>
+        </w:rPr>
+        <w:t xml:space="preserve"> (at the top of the page</w:t>
+      </w:r>
+      <w:proofErr w:type="gramStart"/>
+      <w:r>
+        <w:rPr>
+          <w:rFonts w:ascii="Calibri" w:hAnsi="Calibri" w:cs="Calibri"/>
+        </w:rPr>
+        <w:t>), and</w:t>
+      </w:r>
+      <w:proofErr w:type="gramEnd"/>
+      <w:r>
+        <w:rPr>
+          <w:rFonts w:ascii="Calibri" w:hAnsi="Calibri" w:cs="Calibri"/>
+        </w:rPr>
+        <w:t xml:space="preserve"> select “phish” to view the current data</w:t>
+      </w:r>
+      <w:r>
+        <w:rPr>
+          <w:rFonts w:ascii="Calibri" w:hAnsi="Calibri" w:cs="Calibri"/>
+        </w:rPr>
+        <w:t xml:space="preserve"> in the phish module.</w:t>
       </w:r>
     </w:p>
     <w:p>
@@ -2064,6 +1966,162 @@
       <w:r>
         <w:rPr>
           <w:rFonts w:ascii="Calibri" w:hAnsi="Calibri" w:cs="Calibri"/>
+          <w:u w:val="single"/>
+        </w:rPr>
+        <w:t>The User Profile</w:t>
+      </w:r>
+      <w:r>
+        <w:rPr>
+          <w:rFonts w:ascii="Calibri" w:hAnsi="Calibri" w:cs="Calibri"/>
+        </w:rPr>
+        <w:t>.</w:t>
+      </w:r>
+      <w:r>
+        <w:rPr>
+          <w:rFonts w:ascii="Calibri" w:hAnsi="Calibri" w:cs="Calibri"/>
+        </w:rPr>
+        <w:t xml:space="preserve"> At the top right of the GUI page is your username. Clicking on it will show t</w:t>
+      </w:r>
+      <w:r>
+        <w:rPr>
+          <w:rFonts w:ascii="Calibri" w:hAnsi="Calibri" w:cs="Calibri"/>
+        </w:rPr>
+        <w:t>w</w:t>
+      </w:r>
+      <w:r>
+        <w:rPr>
+          <w:rFonts w:ascii="Calibri" w:hAnsi="Calibri" w:cs="Calibri"/>
+        </w:rPr>
+        <w:t xml:space="preserve">o options: “Log Out” and “Profile”.  </w:t>
+      </w:r>
+      <w:r>
+        <w:rPr>
+          <w:rFonts w:ascii="Calibri" w:hAnsi="Calibri" w:cs="Calibri"/>
+        </w:rPr>
+        <w:t xml:space="preserve"> Log out will do just that. Your profile shows</w:t>
+      </w:r>
+    </w:p>
+    <w:p>
+      <w:pPr>
+        <w:pStyle w:val="ListParagraph"/>
+        <w:numPr>
+          <w:ilvl w:val="1"/>
+          <w:numId w:val="1"/>
+        </w:numPr>
+        <w:rPr>
+          <w:rFonts w:ascii="Calibri" w:hAnsi="Calibri" w:cs="Calibri"/>
+        </w:rPr>
+      </w:pPr>
+      <w:r>
+        <w:rPr>
+          <w:rFonts w:ascii="Calibri" w:hAnsi="Calibri" w:cs="Calibri"/>
+        </w:rPr>
+        <w:t>Information about you.</w:t>
+      </w:r>
+    </w:p>
+    <w:p>
+      <w:pPr>
+        <w:pStyle w:val="ListParagraph"/>
+        <w:numPr>
+          <w:ilvl w:val="1"/>
+          <w:numId w:val="1"/>
+        </w:numPr>
+        <w:rPr>
+          <w:rFonts w:ascii="Calibri" w:hAnsi="Calibri" w:cs="Calibri"/>
+        </w:rPr>
+      </w:pPr>
+      <w:r>
+        <w:rPr>
+          <w:rFonts w:ascii="Calibri" w:hAnsi="Calibri" w:cs="Calibri"/>
+        </w:rPr>
+        <w:t>Information about your organization’s membership status.</w:t>
+      </w:r>
+    </w:p>
+    <w:p>
+      <w:pPr>
+        <w:pStyle w:val="ListParagraph"/>
+        <w:numPr>
+          <w:ilvl w:val="1"/>
+          <w:numId w:val="1"/>
+        </w:numPr>
+        <w:rPr>
+          <w:rFonts w:ascii="Calibri" w:hAnsi="Calibri" w:cs="Calibri"/>
+        </w:rPr>
+      </w:pPr>
+      <w:r>
+        <w:rPr>
+          <w:rFonts w:ascii="Calibri" w:hAnsi="Calibri" w:cs="Calibri"/>
+        </w:rPr>
+        <w:t>You API key. The key can be changed by clicking on the icon at the right of the key display.</w:t>
+      </w:r>
+    </w:p>
+    <w:p>
+      <w:pPr>
+        <w:pStyle w:val="ListParagraph"/>
+        <w:numPr>
+          <w:ilvl w:val="0"/>
+          <w:numId w:val="1"/>
+        </w:numPr>
+        <w:rPr>
+          <w:rFonts w:ascii="Calibri" w:hAnsi="Calibri" w:cs="Calibri"/>
+        </w:rPr>
+      </w:pPr>
+      <w:r>
+        <w:rPr>
+          <w:rFonts w:ascii="Calibri" w:hAnsi="Calibri" w:cs="Calibri"/>
+          <w:u w:val="single"/>
+        </w:rPr>
+        <w:t>Chang</w:t>
+      </w:r>
+      <w:r>
+        <w:rPr>
+          <w:rFonts w:ascii="Calibri" w:hAnsi="Calibri" w:cs="Calibri"/>
+          <w:u w:val="single"/>
+        </w:rPr>
+        <w:t>ing your Password.</w:t>
+      </w:r>
+      <w:r>
+        <w:rPr>
+          <w:rFonts w:ascii="Calibri" w:hAnsi="Calibri" w:cs="Calibri"/>
+        </w:rPr>
+        <w:t xml:space="preserve"> The easiest way to change your password</w:t>
+      </w:r>
+      <w:r>
+        <w:rPr>
+          <w:rFonts w:ascii="Calibri" w:hAnsi="Calibri" w:cs="Calibri"/>
+        </w:rPr>
+        <w:t xml:space="preserve"> is to visit </w:t>
+      </w:r>
+      <w:hyperlink r:id="rId12" w:history="1">
+        <w:r>
+          <w:rPr>
+            <w:rStyle w:val="Hyperlink"/>
+            <w:rFonts w:ascii="Calibri" w:hAnsi="Calibri" w:cs="Calibri"/>
+          </w:rPr>
+          <w:t>https://ecrimex.net</w:t>
+        </w:r>
+      </w:hyperlink>
+      <w:r>
+        <w:rPr>
+          <w:rFonts w:ascii="Calibri" w:hAnsi="Calibri" w:cs="Calibri"/>
+        </w:rPr>
+        <w:t xml:space="preserve"> and click the “forgot your password?” link.</w:t>
+      </w:r>
+    </w:p>
+    <w:p>
+      <w:pPr>
+        <w:pStyle w:val="ListParagraph"/>
+        <w:numPr>
+          <w:ilvl w:val="0"/>
+          <w:numId w:val="1"/>
+        </w:numPr>
+        <w:rPr>
+          <w:rFonts w:ascii="Calibri" w:hAnsi="Calibri" w:cs="Calibri"/>
+        </w:rPr>
+      </w:pPr>
+      <w:r>
+        <w:rPr>
+          <w:rFonts w:ascii="Calibri" w:hAnsi="Calibri" w:cs="Calibri"/>
         </w:rPr>
         <w:t xml:space="preserve">If your co-workers move on from your organization, we would appreciate a note letting us know so we can disable their accounts, reducing our password exposure on unused accounts.  </w:t>
       </w:r>
@@ -2123,6 +2181,7 @@
       </w:pPr>
       <w:proofErr w:type="spellStart"/>
       <w:r>
+        <w:lastRenderedPageBreak/>
         <w:t>ReportPhishing</w:t>
       </w:r>
       <w:proofErr w:type="spellEnd"/>
@@ -2140,7 +2199,7 @@
       <w:r>
         <w:t xml:space="preserve"> emails sent by the public to our </w:t>
       </w:r>
-      <w:hyperlink r:id="rId12" w:history="1">
+      <w:hyperlink r:id="rId13" w:history="1">
         <w:r>
           <w:rPr>
             <w:rStyle w:val="Hyperlink"/>
@@ -2207,7 +2266,6 @@
         </w:numPr>
       </w:pPr>
       <w:r>
-        <w:lastRenderedPageBreak/>
         <w:t>Cryptocurrency-addresses</w:t>
       </w:r>
       <w:r>
@@ -2414,6 +2472,7 @@
       </w:pPr>
       <w:bookmarkStart w:id="5" w:name="_Toc236664562"/>
       <w:r>
+        <w:lastRenderedPageBreak/>
         <w:t>Using the API</w:t>
       </w:r>
       <w:bookmarkEnd w:id="5"/>
@@ -2462,7 +2521,7 @@
         </w:rPr>
         <w:t xml:space="preserve"> It is located at </w:t>
       </w:r>
-      <w:hyperlink r:id="rId13" w:history="1">
+      <w:hyperlink r:id="rId14" w:history="1">
         <w:r>
           <w:rPr>
             <w:rStyle w:val="Hyperlink"/>
@@ -2581,7 +2640,6 @@
         <w:rPr>
           <w:rFonts w:ascii="Calibri" w:hAnsi="Calibri" w:cs="Calibri"/>
         </w:rPr>
-        <w:lastRenderedPageBreak/>
         <w:t>c</w:t>
       </w:r>
       <w:r>
@@ -2590,7 +2648,7 @@
         </w:rPr>
         <w:t xml:space="preserve">url -k </w:t>
       </w:r>
-      <w:hyperlink r:id="rId14" w:history="1">
+      <w:hyperlink r:id="rId15" w:history="1">
         <w:r>
           <w:rPr>
             <w:rStyle w:val="Hyperlink"/>
@@ -3114,10 +3172,7 @@
         <w:t>Accessing</w:t>
       </w:r>
       <w:r>
-        <w:t xml:space="preserve"> eCX data via the </w:t>
-      </w:r>
-      <w:r>
-        <w:t>GUI:</w:t>
+        <w:t xml:space="preserve"> eCX data via the GUI:</w:t>
       </w:r>
       <w:bookmarkEnd w:id="9"/>
     </w:p>
@@ -3125,7 +3180,7 @@
       <w:r>
         <w:t xml:space="preserve">Visit </w:t>
       </w:r>
-      <w:hyperlink r:id="rId15" w:history="1">
+      <w:hyperlink r:id="rId16" w:history="1">
         <w:r>
           <w:rPr>
             <w:rStyle w:val="Hyperlink"/>
@@ -3170,6 +3225,7 @@
     </w:p>
     <w:p>
       <w:r>
+        <w:lastRenderedPageBreak/>
         <w:t>The recent (</w:t>
       </w:r>
       <w:proofErr w:type="spellStart"/>
@@ -3224,11 +3280,7 @@
       <w:proofErr w:type="spellEnd"/>
       <w:proofErr w:type="gramEnd"/>
       <w:r>
-        <w:t xml:space="preserve"> module has different required fields and constraints. When complete, click on the “Add” button. (Some </w:t>
-      </w:r>
-      <w:r>
-        <w:lastRenderedPageBreak/>
-        <w:t>browsers do not close and remove the window after your addition. We haven’t figured out why, yet.)</w:t>
+        <w:t xml:space="preserve"> module has different required fields and constraints. When complete, click on the “Add” button. (Some browsers do not close and remove the window after your addition. We haven’t figured out why, yet.)</w:t>
       </w:r>
     </w:p>
     <w:p>
@@ -3314,7 +3366,7 @@
         </w:rPr>
         <w:t>’</w:t>
       </w:r>
-      <w:hyperlink r:id="rId16" w:anchor="/" w:tgtFrame="_blank" w:tooltip="Opens a new tab" w:history="1">
+      <w:hyperlink r:id="rId17" w:anchor="/" w:tgtFrame="_blank" w:tooltip="Opens a new tab" w:history="1">
         <w:r>
           <w:rPr>
             <w:rStyle w:val="Hyperlink"/>
@@ -3358,7 +3410,7 @@
       </w:r>
     </w:p>
     <w:p>
-      <w:hyperlink r:id="rId17" w:history="1">
+      <w:hyperlink r:id="rId18" w:history="1">
         <w:r>
           <w:rPr>
             <w:rStyle w:val="Hyperlink"/>
@@ -3382,7 +3434,7 @@
       <w:r>
         <w:t xml:space="preserve">Help is always available via email at </w:t>
       </w:r>
-      <w:hyperlink r:id="rId18" w:history="1">
+      <w:hyperlink r:id="rId19" w:history="1">
         <w:r>
           <w:rPr>
             <w:rStyle w:val="Hyperlink"/>
@@ -3404,9 +3456,10 @@
     </w:p>
     <w:p>
       <w:r>
+        <w:lastRenderedPageBreak/>
         <w:t xml:space="preserve">There is an announcement mail list to let users know if things are broken. Sign up at </w:t>
       </w:r>
-      <w:hyperlink r:id="rId19" w:history="1">
+      <w:hyperlink r:id="rId20" w:history="1">
         <w:r>
           <w:rPr>
             <w:rStyle w:val="Hyperlink"/>
@@ -3419,7 +3472,7 @@
       <w:r>
         <w:t xml:space="preserve">There is a new eCX-users mail list, too, at </w:t>
       </w:r>
-      <w:hyperlink r:id="rId20" w:history="1">
+      <w:hyperlink r:id="rId21" w:history="1">
         <w:r>
           <w:rPr>
             <w:rStyle w:val="Hyperlink"/>
@@ -3454,7 +3507,6 @@
       </w:pPr>
       <w:bookmarkStart w:id="16" w:name="_Toc236664572"/>
       <w:r>
-        <w:lastRenderedPageBreak/>
         <w:t>Frequently Asked Questions (FAQ)</w:t>
       </w:r>
       <w:bookmarkEnd w:id="16"/>
@@ -3502,7 +3554,7 @@
       <w:r>
         <w:t xml:space="preserve"> send a message to </w:t>
       </w:r>
-      <w:hyperlink r:id="rId21" w:history="1">
+      <w:hyperlink r:id="rId22" w:history="1">
         <w:r>
           <w:rPr>
             <w:rStyle w:val="Hyperlink"/>
@@ -3551,7 +3603,7 @@
       <w:r>
         <w:t xml:space="preserve">Yes, membership comes with multiple users. Request an invitation via the </w:t>
       </w:r>
-      <w:hyperlink r:id="rId22" w:history="1">
+      <w:hyperlink r:id="rId23" w:history="1">
         <w:r>
           <w:rPr>
             <w:rStyle w:val="Hyperlink"/>
@@ -3748,12 +3800,7 @@
       </w:pPr>
     </w:p>
     <w:sectPr>
-      <w:headerReference w:type="even" r:id="rId23"/>
-      <w:headerReference w:type="default" r:id="rId24"/>
-      <w:footerReference w:type="even" r:id="rId25"/>
-      <w:footerReference w:type="default" r:id="rId26"/>
-      <w:headerReference w:type="first" r:id="rId27"/>
-      <w:footerReference w:type="first" r:id="rId28"/>
+      <w:footerReference w:type="default" r:id="rId24"/>
       <w:pgSz w:w="12240" w:h="15840"/>
       <w:pgMar w:top="1440" w:right="1440" w:bottom="1440" w:left="1440" w:header="720" w:footer="720" w:gutter="0"/>
       <w:cols w:space="720"/>
@@ -3793,26 +3840,25 @@
   <w:p>
     <w:pPr>
       <w:pStyle w:val="Footer"/>
-    </w:pPr>
-  </w:p>
-</w:ftr>
-</file>
-
-<file path=word/footer2.xml><?xml version="1.0" encoding="utf-8"?>
-<w:ftr xmlns:wpc="http://schemas.microsoft.com/office/word/2010/wordprocessingCanvas" xmlns:cx="http://schemas.microsoft.com/office/drawing/2014/chartex" xmlns:cx1="http://schemas.microsoft.com/office/drawing/2015/9/8/chartex" xmlns:cx2="http://schemas.microsoft.com/office/drawing/2015/10/21/chartex" xmlns:cx3="http://schemas.microsoft.com/office/drawing/2016/5/9/chartex" xmlns:cx4="http://schemas.microsoft.com/office/drawing/2016/5/10/chartex" xmlns:cx5="http://schemas.microsoft.com/office/drawing/2016/5/11/chartex" xmlns:cx6="http://schemas.microsoft.com/office/drawing/2016/5/12/chartex" xmlns:cx7="http://schemas.microsoft.com/office/drawing/2016/5/13/chartex" xmlns:cx8="http://schemas.microsoft.com/office/drawing/2016/5/14/chartex" xmlns:mc="http://schemas.openxmlformats.org/markup-compatibility/2006" xmlns:aink="http://schemas.microsoft.com/office/drawing/2016/ink" xmlns:am3d="http://schemas.microsoft.com/office/drawing/2017/model3d" xmlns:o="urn:schemas-microsoft-com:office:office" xmlns:oel="http://schemas.microsoft.com/office/2019/extlst" xmlns:r="http://schemas.openxmlformats.org/officeDocument/2006/relationships" xmlns:m="http://schemas.openxmlformats.org/officeDocument/2006/math" xmlns:v="urn:schemas-microsoft-com:vml" xmlns:wp14="http://schemas.microsoft.com/office/word/2010/wordprocessingDrawing" xmlns:wp="http://schemas.openxmlformats.org/drawingml/2006/wordprocessingDrawing" xmlns:w10="urn:schemas-microsoft-com:office:word" xmlns:w="http://schemas.openxmlformats.org/wordprocessingml/2006/main" xmlns:w14="http://schemas.microsoft.com/office/word/2010/wordml" xmlns:w15="http://schemas.microsoft.com/office/word/2012/wordml" xmlns:w16cei="http://schemas.microsoft.com/office/word/2026/wordml/cei" xmlns:w16cex="http://schemas.microsoft.com/office/word/2018/wordml/cex" xmlns:w16cid="http://schemas.microsoft.com/office/word/2016/wordml/cid" xmlns:w16="http://schemas.microsoft.com/office/word/2018/wordml" xmlns:w16du="http://schemas.microsoft.com/office/word/2023/wordml/word16du" xmlns:w16sdtdh="http://schemas.microsoft.com/office/word/2020/wordml/sdtdatahash" xmlns:w16sdtfl="http://schemas.microsoft.com/office/word/2024/wordml/sdtformatlock" xmlns:w16se="http://schemas.microsoft.com/office/word/2015/wordml/symex" xmlns:wpg="http://schemas.microsoft.com/office/word/2010/wordprocessingGroup" xmlns:wpi="http://schemas.microsoft.com/office/word/2010/wordprocessingInk" xmlns:wne="http://schemas.microsoft.com/office/word/2006/wordml" xmlns:wps="http://schemas.microsoft.com/office/word/2010/wordprocessingShape" mc:Ignorable="w14 w15 w16se w16cid w16 w16cex w16sdtdh w16sdtfl w16du wp14">
-  <w:p>
-    <w:pPr>
-      <w:pStyle w:val="Footer"/>
       <w:jc w:val="right"/>
     </w:pPr>
     <w:r>
-      <w:t>2025-0</w:t>
+      <w:t>202</w:t>
+    </w:r>
+    <w:r>
+      <w:t>6</w:t>
+    </w:r>
+    <w:r>
+      <w:t>-0</w:t>
     </w:r>
     <w:r>
       <w:t>7</w:t>
     </w:r>
     <w:r>
       <w:tab/>
+    </w:r>
+    <w:r>
+      <w:t>©2026, APWG.</w:t>
     </w:r>
     <w:r>
       <w:tab/>
@@ -3863,16 +3909,6 @@
 </w:ftr>
 </file>
 
-<file path=word/footer3.xml><?xml version="1.0" encoding="utf-8"?>
-<w:ftr xmlns:wpc="http://schemas.microsoft.com/office/word/2010/wordprocessingCanvas" xmlns:cx="http://schemas.microsoft.com/office/drawing/2014/chartex" xmlns:cx1="http://schemas.microsoft.com/office/drawing/2015/9/8/chartex" xmlns:cx2="http://schemas.microsoft.com/office/drawing/2015/10/21/chartex" xmlns:cx3="http://schemas.microsoft.com/office/drawing/2016/5/9/chartex" xmlns:cx4="http://schemas.microsoft.com/office/drawing/2016/5/10/chartex" xmlns:cx5="http://schemas.microsoft.com/office/drawing/2016/5/11/chartex" xmlns:cx6="http://schemas.microsoft.com/office/drawing/2016/5/12/chartex" xmlns:cx7="http://schemas.microsoft.com/office/drawing/2016/5/13/chartex" xmlns:cx8="http://schemas.microsoft.com/office/drawing/2016/5/14/chartex" xmlns:mc="http://schemas.openxmlformats.org/markup-compatibility/2006" xmlns:aink="http://schemas.microsoft.com/office/drawing/2016/ink" xmlns:am3d="http://schemas.microsoft.com/office/drawing/2017/model3d" xmlns:o="urn:schemas-microsoft-com:office:office" xmlns:oel="http://schemas.microsoft.com/office/2019/extlst" xmlns:r="http://schemas.openxmlformats.org/officeDocument/2006/relationships" xmlns:m="http://schemas.openxmlformats.org/officeDocument/2006/math" xmlns:v="urn:schemas-microsoft-com:vml" xmlns:wp14="http://schemas.microsoft.com/office/word/2010/wordprocessingDrawing" xmlns:wp="http://schemas.openxmlformats.org/drawingml/2006/wordprocessingDrawing" xmlns:w10="urn:schemas-microsoft-com:office:word" xmlns:w="http://schemas.openxmlformats.org/wordprocessingml/2006/main" xmlns:w14="http://schemas.microsoft.com/office/word/2010/wordml" xmlns:w15="http://schemas.microsoft.com/office/word/2012/wordml" xmlns:w16cei="http://schemas.microsoft.com/office/word/2026/wordml/cei" xmlns:w16cex="http://schemas.microsoft.com/office/word/2018/wordml/cex" xmlns:w16cid="http://schemas.microsoft.com/office/word/2016/wordml/cid" xmlns:w16="http://schemas.microsoft.com/office/word/2018/wordml" xmlns:w16du="http://schemas.microsoft.com/office/word/2023/wordml/word16du" xmlns:w16sdtdh="http://schemas.microsoft.com/office/word/2020/wordml/sdtdatahash" xmlns:w16sdtfl="http://schemas.microsoft.com/office/word/2024/wordml/sdtformatlock" xmlns:w16se="http://schemas.microsoft.com/office/word/2015/wordml/symex" xmlns:wpg="http://schemas.microsoft.com/office/word/2010/wordprocessingGroup" xmlns:wpi="http://schemas.microsoft.com/office/word/2010/wordprocessingInk" xmlns:wne="http://schemas.microsoft.com/office/word/2006/wordml" xmlns:wps="http://schemas.microsoft.com/office/word/2010/wordprocessingShape" mc:Ignorable="w14 w15 w16se w16cid w16 w16cex w16sdtdh w16sdtfl w16du wp14">
-  <w:p>
-    <w:pPr>
-      <w:pStyle w:val="Footer"/>
-    </w:pPr>
-  </w:p>
-</w:ftr>
-</file>
-
 <file path=word/footnotes.xml><?xml version="1.0" encoding="utf-8"?>
 <w:footnotes xmlns:wpc="http://schemas.microsoft.com/office/word/2010/wordprocessingCanvas" xmlns:cx="http://schemas.microsoft.com/office/drawing/2014/chartex" xmlns:cx1="http://schemas.microsoft.com/office/drawing/2015/9/8/chartex" xmlns:cx2="http://schemas.microsoft.com/office/drawing/2015/10/21/chartex" xmlns:cx3="http://schemas.microsoft.com/office/drawing/2016/5/9/chartex" xmlns:cx4="http://schemas.microsoft.com/office/drawing/2016/5/10/chartex" xmlns:cx5="http://schemas.microsoft.com/office/drawing/2016/5/11/chartex" xmlns:cx6="http://schemas.microsoft.com/office/drawing/2016/5/12/chartex" xmlns:cx7="http://schemas.microsoft.com/office/drawing/2016/5/13/chartex" xmlns:cx8="http://schemas.microsoft.com/office/drawing/2016/5/14/chartex" xmlns:mc="http://schemas.openxmlformats.org/markup-compatibility/2006" xmlns:aink="http://schemas.microsoft.com/office/drawing/2016/ink" xmlns:am3d="http://schemas.microsoft.com/office/drawing/2017/model3d" xmlns:o="urn:schemas-microsoft-com:office:office" xmlns:oel="http://schemas.microsoft.com/office/2019/extlst" xmlns:r="http://schemas.openxmlformats.org/officeDocument/2006/relationships" xmlns:m="http://schemas.openxmlformats.org/officeDocument/2006/math" xmlns:v="urn:schemas-microsoft-com:vml" xmlns:wp14="http://schemas.microsoft.com/office/word/2010/wordprocessingDrawing" xmlns:wp="http://schemas.openxmlformats.org/drawingml/2006/wordprocessingDrawing" xmlns:w10="urn:schemas-microsoft-com:office:word" xmlns:w="http://schemas.openxmlformats.org/wordprocessingml/2006/main" xmlns:w14="http://schemas.microsoft.com/office/word/2010/wordml" xmlns:w15="http://schemas.microsoft.com/office/word/2012/wordml" xmlns:w16cei="http://schemas.microsoft.com/office/word/2026/wordml/cei" xmlns:w16cex="http://schemas.microsoft.com/office/word/2018/wordml/cex" xmlns:w16cid="http://schemas.microsoft.com/office/word/2016/wordml/cid" xmlns:w16="http://schemas.microsoft.com/office/word/2018/wordml" xmlns:w16du="http://schemas.microsoft.com/office/word/2023/wordml/word16du" xmlns:w16sdtdh="http://schemas.microsoft.com/office/word/2020/wordml/sdtdatahash" xmlns:w16sdtfl="http://schemas.microsoft.com/office/word/2024/wordml/sdtformatlock" xmlns:w16se="http://schemas.microsoft.com/office/word/2015/wordml/symex" xmlns:wpg="http://schemas.microsoft.com/office/word/2010/wordprocessingGroup" xmlns:wpi="http://schemas.microsoft.com/office/word/2010/wordprocessingInk" xmlns:wne="http://schemas.microsoft.com/office/word/2006/wordml" xmlns:wps="http://schemas.microsoft.com/office/word/2010/wordprocessingShape" mc:Ignorable="w14 w15 w16se w16cid w16 w16cex w16sdtdh w16sdtfl w16du wp14">
   <w:footnote w:type="separator" w:id="-1">
@@ -3896,36 +3932,6 @@
     </w:p>
   </w:footnote>
 </w:footnotes>
-</file>
-
-<file path=word/header1.xml><?xml version="1.0" encoding="utf-8"?>
-<w:hdr xmlns:wpc="http://schemas.microsoft.com/office/word/2010/wordprocessingCanvas" xmlns:cx="http://schemas.microsoft.com/office/drawing/2014/chartex" xmlns:cx1="http://schemas.microsoft.com/office/drawing/2015/9/8/chartex" xmlns:cx2="http://schemas.microsoft.com/office/drawing/2015/10/21/chartex" xmlns:cx3="http://schemas.microsoft.com/office/drawing/2016/5/9/chartex" xmlns:cx4="http://schemas.microsoft.com/office/drawing/2016/5/10/chartex" xmlns:cx5="http://schemas.microsoft.com/office/drawing/2016/5/11/chartex" xmlns:cx6="http://schemas.microsoft.com/office/drawing/2016/5/12/chartex" xmlns:cx7="http://schemas.microsoft.com/office/drawing/2016/5/13/chartex" xmlns:cx8="http://schemas.microsoft.com/office/drawing/2016/5/14/chartex" xmlns:mc="http://schemas.openxmlformats.org/markup-compatibility/2006" xmlns:aink="http://schemas.microsoft.com/office/drawing/2016/ink" xmlns:am3d="http://schemas.microsoft.com/office/drawing/2017/model3d" xmlns:o="urn:schemas-microsoft-com:office:office" xmlns:oel="http://schemas.microsoft.com/office/2019/extlst" xmlns:r="http://schemas.openxmlformats.org/officeDocument/2006/relationships" xmlns:m="http://schemas.openxmlformats.org/officeDocument/2006/math" xmlns:v="urn:schemas-microsoft-com:vml" xmlns:wp14="http://schemas.microsoft.com/office/word/2010/wordprocessingDrawing" xmlns:wp="http://schemas.openxmlformats.org/drawingml/2006/wordprocessingDrawing" xmlns:w10="urn:schemas-microsoft-com:office:word" xmlns:w="http://schemas.openxmlformats.org/wordprocessingml/2006/main" xmlns:w14="http://schemas.microsoft.com/office/word/2010/wordml" xmlns:w15="http://schemas.microsoft.com/office/word/2012/wordml" xmlns:w16cei="http://schemas.microsoft.com/office/word/2026/wordml/cei" xmlns:w16cex="http://schemas.microsoft.com/office/word/2018/wordml/cex" xmlns:w16cid="http://schemas.microsoft.com/office/word/2016/wordml/cid" xmlns:w16="http://schemas.microsoft.com/office/word/2018/wordml" xmlns:w16du="http://schemas.microsoft.com/office/word/2023/wordml/word16du" xmlns:w16sdtdh="http://schemas.microsoft.com/office/word/2020/wordml/sdtdatahash" xmlns:w16sdtfl="http://schemas.microsoft.com/office/word/2024/wordml/sdtformatlock" xmlns:w16se="http://schemas.microsoft.com/office/word/2015/wordml/symex" xmlns:wpg="http://schemas.microsoft.com/office/word/2010/wordprocessingGroup" xmlns:wpi="http://schemas.microsoft.com/office/word/2010/wordprocessingInk" xmlns:wne="http://schemas.microsoft.com/office/word/2006/wordml" xmlns:wps="http://schemas.microsoft.com/office/word/2010/wordprocessingShape" mc:Ignorable="w14 w15 w16se w16cid w16 w16cex w16sdtdh w16sdtfl w16du wp14">
-  <w:p>
-    <w:pPr>
-      <w:pStyle w:val="Header"/>
-    </w:pPr>
-  </w:p>
-</w:hdr>
-</file>
-
-<file path=word/header2.xml><?xml version="1.0" encoding="utf-8"?>
-<w:hdr xmlns:wpc="http://schemas.microsoft.com/office/word/2010/wordprocessingCanvas" xmlns:cx="http://schemas.microsoft.com/office/drawing/2014/chartex" xmlns:cx1="http://schemas.microsoft.com/office/drawing/2015/9/8/chartex" xmlns:cx2="http://schemas.microsoft.com/office/drawing/2015/10/21/chartex" xmlns:cx3="http://schemas.microsoft.com/office/drawing/2016/5/9/chartex" xmlns:cx4="http://schemas.microsoft.com/office/drawing/2016/5/10/chartex" xmlns:cx5="http://schemas.microsoft.com/office/drawing/2016/5/11/chartex" xmlns:cx6="http://schemas.microsoft.com/office/drawing/2016/5/12/chartex" xmlns:cx7="http://schemas.microsoft.com/office/drawing/2016/5/13/chartex" xmlns:cx8="http://schemas.microsoft.com/office/drawing/2016/5/14/chartex" xmlns:mc="http://schemas.openxmlformats.org/markup-compatibility/2006" xmlns:aink="http://schemas.microsoft.com/office/drawing/2016/ink" xmlns:am3d="http://schemas.microsoft.com/office/drawing/2017/model3d" xmlns:o="urn:schemas-microsoft-com:office:office" xmlns:oel="http://schemas.microsoft.com/office/2019/extlst" xmlns:r="http://schemas.openxmlformats.org/officeDocument/2006/relationships" xmlns:m="http://schemas.openxmlformats.org/officeDocument/2006/math" xmlns:v="urn:schemas-microsoft-com:vml" xmlns:wp14="http://schemas.microsoft.com/office/word/2010/wordprocessingDrawing" xmlns:wp="http://schemas.openxmlformats.org/drawingml/2006/wordprocessingDrawing" xmlns:w10="urn:schemas-microsoft-com:office:word" xmlns:w="http://schemas.openxmlformats.org/wordprocessingml/2006/main" xmlns:w14="http://schemas.microsoft.com/office/word/2010/wordml" xmlns:w15="http://schemas.microsoft.com/office/word/2012/wordml" xmlns:w16cei="http://schemas.microsoft.com/office/word/2026/wordml/cei" xmlns:w16cex="http://schemas.microsoft.com/office/word/2018/wordml/cex" xmlns:w16cid="http://schemas.microsoft.com/office/word/2016/wordml/cid" xmlns:w16="http://schemas.microsoft.com/office/word/2018/wordml" xmlns:w16du="http://schemas.microsoft.com/office/word/2023/wordml/word16du" xmlns:w16sdtdh="http://schemas.microsoft.com/office/word/2020/wordml/sdtdatahash" xmlns:w16sdtfl="http://schemas.microsoft.com/office/word/2024/wordml/sdtformatlock" xmlns:w16se="http://schemas.microsoft.com/office/word/2015/wordml/symex" xmlns:wpg="http://schemas.microsoft.com/office/word/2010/wordprocessingGroup" xmlns:wpi="http://schemas.microsoft.com/office/word/2010/wordprocessingInk" xmlns:wne="http://schemas.microsoft.com/office/word/2006/wordml" xmlns:wps="http://schemas.microsoft.com/office/word/2010/wordprocessingShape" mc:Ignorable="w14 w15 w16se w16cid w16 w16cex w16sdtdh w16sdtfl w16du wp14">
-  <w:p>
-    <w:pPr>
-      <w:pStyle w:val="Header"/>
-    </w:pPr>
-  </w:p>
-</w:hdr>
-</file>
-
-<file path=word/header3.xml><?xml version="1.0" encoding="utf-8"?>
-<w:hdr xmlns:wpc="http://schemas.microsoft.com/office/word/2010/wordprocessingCanvas" xmlns:cx="http://schemas.microsoft.com/office/drawing/2014/chartex" xmlns:cx1="http://schemas.microsoft.com/office/drawing/2015/9/8/chartex" xmlns:cx2="http://schemas.microsoft.com/office/drawing/2015/10/21/chartex" xmlns:cx3="http://schemas.microsoft.com/office/drawing/2016/5/9/chartex" xmlns:cx4="http://schemas.microsoft.com/office/drawing/2016/5/10/chartex" xmlns:cx5="http://schemas.microsoft.com/office/drawing/2016/5/11/chartex" xmlns:cx6="http://schemas.microsoft.com/office/drawing/2016/5/12/chartex" xmlns:cx7="http://schemas.microsoft.com/office/drawing/2016/5/13/chartex" xmlns:cx8="http://schemas.microsoft.com/office/drawing/2016/5/14/chartex" xmlns:mc="http://schemas.openxmlformats.org/markup-compatibility/2006" xmlns:aink="http://schemas.microsoft.com/office/drawing/2016/ink" xmlns:am3d="http://schemas.microsoft.com/office/drawing/2017/model3d" xmlns:o="urn:schemas-microsoft-com:office:office" xmlns:oel="http://schemas.microsoft.com/office/2019/extlst" xmlns:r="http://schemas.openxmlformats.org/officeDocument/2006/relationships" xmlns:m="http://schemas.openxmlformats.org/officeDocument/2006/math" xmlns:v="urn:schemas-microsoft-com:vml" xmlns:wp14="http://schemas.microsoft.com/office/word/2010/wordprocessingDrawing" xmlns:wp="http://schemas.openxmlformats.org/drawingml/2006/wordprocessingDrawing" xmlns:w10="urn:schemas-microsoft-com:office:word" xmlns:w="http://schemas.openxmlformats.org/wordprocessingml/2006/main" xmlns:w14="http://schemas.microsoft.com/office/word/2010/wordml" xmlns:w15="http://schemas.microsoft.com/office/word/2012/wordml" xmlns:w16cei="http://schemas.microsoft.com/office/word/2026/wordml/cei" xmlns:w16cex="http://schemas.microsoft.com/office/word/2018/wordml/cex" xmlns:w16cid="http://schemas.microsoft.com/office/word/2016/wordml/cid" xmlns:w16="http://schemas.microsoft.com/office/word/2018/wordml" xmlns:w16du="http://schemas.microsoft.com/office/word/2023/wordml/word16du" xmlns:w16sdtdh="http://schemas.microsoft.com/office/word/2020/wordml/sdtdatahash" xmlns:w16sdtfl="http://schemas.microsoft.com/office/word/2024/wordml/sdtformatlock" xmlns:w16se="http://schemas.microsoft.com/office/word/2015/wordml/symex" xmlns:wpg="http://schemas.microsoft.com/office/word/2010/wordprocessingGroup" xmlns:wpi="http://schemas.microsoft.com/office/word/2010/wordprocessingInk" xmlns:wne="http://schemas.microsoft.com/office/word/2006/wordml" xmlns:wps="http://schemas.microsoft.com/office/word/2010/wordprocessingShape" mc:Ignorable="w14 w15 w16se w16cid w16 w16cex w16sdtdh w16sdtfl w16du wp14">
-  <w:p>
-    <w:pPr>
-      <w:pStyle w:val="Header"/>
-    </w:pPr>
-  </w:p>
-</w:hdr>
 </file>
 
 <file path=word/numbering.xml><?xml version="1.0" encoding="utf-8"?>
